--- a/report/4주차_14조_팀보고서_최종.docx
+++ b/report/4주차_14조_팀보고서_최종.docx
@@ -753,7 +753,7 @@
           <w:r>
             <w:fldChar w:fldCharType="separate"/>
           </w:r>
-          <w:hyperlink w:anchor="_Toc242911990" w:history="1">
+          <w:hyperlink w:anchor="_Toc242913636" w:history="1">
             <w:r>
               <w:rPr>
                 <w:rStyle w:val="a5"/>
@@ -777,7 +777,7 @@
               <w:rPr>
                 <w:noProof/>
               </w:rPr>
-              <w:instrText xml:space="preserve"> PAGEREF _Toc242911990 \h </w:instrText>
+              <w:instrText xml:space="preserve"> PAGEREF _Toc242913636 \h </w:instrText>
             </w:r>
             <w:r>
               <w:rPr>
@@ -820,7 +820,7 @@
               <w14:ligatures w14:val="standardContextual"/>
             </w:rPr>
           </w:pPr>
-          <w:hyperlink w:anchor="_Toc242911991" w:history="1">
+          <w:hyperlink w:anchor="_Toc242913637" w:history="1">
             <w:r>
               <w:rPr>
                 <w:rStyle w:val="a5"/>
@@ -844,7 +844,7 @@
               <w:rPr>
                 <w:noProof/>
               </w:rPr>
-              <w:instrText xml:space="preserve"> PAGEREF _Toc242911991 \h </w:instrText>
+              <w:instrText xml:space="preserve"> PAGEREF _Toc242913637 \h </w:instrText>
             </w:r>
             <w:r>
               <w:rPr>
@@ -887,7 +887,7 @@
               <w14:ligatures w14:val="standardContextual"/>
             </w:rPr>
           </w:pPr>
-          <w:hyperlink w:anchor="_Toc242911992" w:history="1">
+          <w:hyperlink w:anchor="_Toc242913638" w:history="1">
             <w:r>
               <w:rPr>
                 <w:rStyle w:val="a5"/>
@@ -911,7 +911,7 @@
               <w:rPr>
                 <w:noProof/>
               </w:rPr>
-              <w:instrText xml:space="preserve"> PAGEREF _Toc242911992 \h </w:instrText>
+              <w:instrText xml:space="preserve"> PAGEREF _Toc242913638 \h </w:instrText>
             </w:r>
             <w:r>
               <w:rPr>
@@ -954,7 +954,7 @@
               <w14:ligatures w14:val="standardContextual"/>
             </w:rPr>
           </w:pPr>
-          <w:hyperlink w:anchor="_Toc242911993" w:history="1">
+          <w:hyperlink w:anchor="_Toc242913639" w:history="1">
             <w:r>
               <w:rPr>
                 <w:rStyle w:val="a5"/>
@@ -978,7 +978,7 @@
               <w:rPr>
                 <w:noProof/>
               </w:rPr>
-              <w:instrText xml:space="preserve"> PAGEREF _Toc242911993 \h </w:instrText>
+              <w:instrText xml:space="preserve"> PAGEREF _Toc242913639 \h </w:instrText>
             </w:r>
             <w:r>
               <w:rPr>
@@ -1020,7 +1020,7 @@
               <w14:ligatures w14:val="standardContextual"/>
             </w:rPr>
           </w:pPr>
-          <w:hyperlink w:anchor="_Toc242911994" w:history="1">
+          <w:hyperlink w:anchor="_Toc242913640" w:history="1">
             <w:r>
               <w:rPr>
                 <w:rStyle w:val="a5"/>
@@ -1044,7 +1044,7 @@
               <w:rPr>
                 <w:noProof/>
               </w:rPr>
-              <w:instrText xml:space="preserve"> PAGEREF _Toc242911994 \h </w:instrText>
+              <w:instrText xml:space="preserve"> PAGEREF _Toc242913640 \h </w:instrText>
             </w:r>
             <w:r>
               <w:rPr>
@@ -1087,7 +1087,7 @@
               <w14:ligatures w14:val="standardContextual"/>
             </w:rPr>
           </w:pPr>
-          <w:hyperlink w:anchor="_Toc242911995" w:history="1">
+          <w:hyperlink w:anchor="_Toc242913641" w:history="1">
             <w:r>
               <w:rPr>
                 <w:rStyle w:val="a5"/>
@@ -1111,7 +1111,7 @@
               <w:rPr>
                 <w:noProof/>
               </w:rPr>
-              <w:instrText xml:space="preserve"> PAGEREF _Toc242911995 \h </w:instrText>
+              <w:instrText xml:space="preserve"> PAGEREF _Toc242913641 \h </w:instrText>
             </w:r>
             <w:r>
               <w:rPr>
@@ -1154,7 +1154,7 @@
               <w14:ligatures w14:val="standardContextual"/>
             </w:rPr>
           </w:pPr>
-          <w:hyperlink w:anchor="_Toc242911996" w:history="1">
+          <w:hyperlink w:anchor="_Toc242913642" w:history="1">
             <w:r>
               <w:rPr>
                 <w:rStyle w:val="a5"/>
@@ -1178,7 +1178,7 @@
               <w:rPr>
                 <w:noProof/>
               </w:rPr>
-              <w:instrText xml:space="preserve"> PAGEREF _Toc242911996 \h </w:instrText>
+              <w:instrText xml:space="preserve"> PAGEREF _Toc242913642 \h </w:instrText>
             </w:r>
             <w:r>
               <w:rPr>
@@ -1220,7 +1220,7 @@
               <w14:ligatures w14:val="standardContextual"/>
             </w:rPr>
           </w:pPr>
-          <w:hyperlink w:anchor="_Toc242911997" w:history="1">
+          <w:hyperlink w:anchor="_Toc242913643" w:history="1">
             <w:r>
               <w:rPr>
                 <w:rStyle w:val="a5"/>
@@ -1244,7 +1244,7 @@
               <w:rPr>
                 <w:noProof/>
               </w:rPr>
-              <w:instrText xml:space="preserve"> PAGEREF _Toc242911997 \h </w:instrText>
+              <w:instrText xml:space="preserve"> PAGEREF _Toc242913643 \h </w:instrText>
             </w:r>
             <w:r>
               <w:rPr>
@@ -1287,7 +1287,7 @@
               <w14:ligatures w14:val="standardContextual"/>
             </w:rPr>
           </w:pPr>
-          <w:hyperlink w:anchor="_Toc242911998" w:history="1">
+          <w:hyperlink w:anchor="_Toc242913644" w:history="1">
             <w:r>
               <w:rPr>
                 <w:rStyle w:val="a5"/>
@@ -1311,7 +1311,7 @@
               <w:rPr>
                 <w:noProof/>
               </w:rPr>
-              <w:instrText xml:space="preserve"> PAGEREF _Toc242911998 \h </w:instrText>
+              <w:instrText xml:space="preserve"> PAGEREF _Toc242913644 \h </w:instrText>
             </w:r>
             <w:r>
               <w:rPr>
@@ -1354,7 +1354,7 @@
               <w14:ligatures w14:val="standardContextual"/>
             </w:rPr>
           </w:pPr>
-          <w:hyperlink w:anchor="_Toc242911999" w:history="1">
+          <w:hyperlink w:anchor="_Toc242913645" w:history="1">
             <w:r>
               <w:rPr>
                 <w:rStyle w:val="a5"/>
@@ -1378,7 +1378,7 @@
               <w:rPr>
                 <w:noProof/>
               </w:rPr>
-              <w:instrText xml:space="preserve"> PAGEREF _Toc242911999 \h </w:instrText>
+              <w:instrText xml:space="preserve"> PAGEREF _Toc242913645 \h </w:instrText>
             </w:r>
             <w:r>
               <w:rPr>
@@ -1421,7 +1421,7 @@
               <w14:ligatures w14:val="standardContextual"/>
             </w:rPr>
           </w:pPr>
-          <w:hyperlink w:anchor="_Toc242912000" w:history="1">
+          <w:hyperlink w:anchor="_Toc242913646" w:history="1">
             <w:r>
               <w:rPr>
                 <w:rStyle w:val="a5"/>
@@ -1445,7 +1445,7 @@
               <w:rPr>
                 <w:noProof/>
               </w:rPr>
-              <w:instrText xml:space="preserve"> PAGEREF _Toc242912000 \h </w:instrText>
+              <w:instrText xml:space="preserve"> PAGEREF _Toc242913646 \h </w:instrText>
             </w:r>
             <w:r>
               <w:rPr>
@@ -1487,7 +1487,7 @@
               <w14:ligatures w14:val="standardContextual"/>
             </w:rPr>
           </w:pPr>
-          <w:hyperlink w:anchor="_Toc242912001" w:history="1">
+          <w:hyperlink w:anchor="_Toc242913647" w:history="1">
             <w:r>
               <w:rPr>
                 <w:rStyle w:val="a5"/>
@@ -1511,7 +1511,7 @@
               <w:rPr>
                 <w:noProof/>
               </w:rPr>
-              <w:instrText xml:space="preserve"> PAGEREF _Toc242912001 \h </w:instrText>
+              <w:instrText xml:space="preserve"> PAGEREF _Toc242913647 \h </w:instrText>
             </w:r>
             <w:r>
               <w:rPr>
@@ -1554,7 +1554,7 @@
               <w14:ligatures w14:val="standardContextual"/>
             </w:rPr>
           </w:pPr>
-          <w:hyperlink w:anchor="_Toc242912002" w:history="1">
+          <w:hyperlink w:anchor="_Toc242913648" w:history="1">
             <w:r>
               <w:rPr>
                 <w:rStyle w:val="a5"/>
@@ -1578,7 +1578,7 @@
               <w:rPr>
                 <w:noProof/>
               </w:rPr>
-              <w:instrText xml:space="preserve"> PAGEREF _Toc242912002 \h </w:instrText>
+              <w:instrText xml:space="preserve"> PAGEREF _Toc242913648 \h </w:instrText>
             </w:r>
             <w:r>
               <w:rPr>
@@ -1621,7 +1621,7 @@
               <w14:ligatures w14:val="standardContextual"/>
             </w:rPr>
           </w:pPr>
-          <w:hyperlink w:anchor="_Toc242912003" w:history="1">
+          <w:hyperlink w:anchor="_Toc242913649" w:history="1">
             <w:r>
               <w:rPr>
                 <w:rStyle w:val="a5"/>
@@ -1645,7 +1645,7 @@
               <w:rPr>
                 <w:noProof/>
               </w:rPr>
-              <w:instrText xml:space="preserve"> PAGEREF _Toc242912003 \h </w:instrText>
+              <w:instrText xml:space="preserve"> PAGEREF _Toc242913649 \h </w:instrText>
             </w:r>
             <w:r>
               <w:rPr>
@@ -1688,7 +1688,7 @@
               <w14:ligatures w14:val="standardContextual"/>
             </w:rPr>
           </w:pPr>
-          <w:hyperlink w:anchor="_Toc242912004" w:history="1">
+          <w:hyperlink w:anchor="_Toc242913650" w:history="1">
             <w:r>
               <w:rPr>
                 <w:rStyle w:val="a5"/>
@@ -1712,7 +1712,7 @@
               <w:rPr>
                 <w:noProof/>
               </w:rPr>
-              <w:instrText xml:space="preserve"> PAGEREF _Toc242912004 \h </w:instrText>
+              <w:instrText xml:space="preserve"> PAGEREF _Toc242913650 \h </w:instrText>
             </w:r>
             <w:r>
               <w:rPr>
@@ -1755,7 +1755,7 @@
               <w14:ligatures w14:val="standardContextual"/>
             </w:rPr>
           </w:pPr>
-          <w:hyperlink w:anchor="_Toc242912005" w:history="1">
+          <w:hyperlink w:anchor="_Toc242913651" w:history="1">
             <w:r>
               <w:rPr>
                 <w:rStyle w:val="a5"/>
@@ -1779,7 +1779,7 @@
               <w:rPr>
                 <w:noProof/>
               </w:rPr>
-              <w:instrText xml:space="preserve"> PAGEREF _Toc242912005 \h </w:instrText>
+              <w:instrText xml:space="preserve"> PAGEREF _Toc242913651 \h </w:instrText>
             </w:r>
             <w:r>
               <w:rPr>
@@ -1821,7 +1821,7 @@
               <w14:ligatures w14:val="standardContextual"/>
             </w:rPr>
           </w:pPr>
-          <w:hyperlink w:anchor="_Toc242912006" w:history="1">
+          <w:hyperlink w:anchor="_Toc242913652" w:history="1">
             <w:r>
               <w:rPr>
                 <w:rStyle w:val="a5"/>
@@ -1845,7 +1845,7 @@
               <w:rPr>
                 <w:noProof/>
               </w:rPr>
-              <w:instrText xml:space="preserve"> PAGEREF _Toc242912006 \h </w:instrText>
+              <w:instrText xml:space="preserve"> PAGEREF _Toc242913652 \h </w:instrText>
             </w:r>
             <w:r>
               <w:rPr>
@@ -1888,7 +1888,7 @@
               <w14:ligatures w14:val="standardContextual"/>
             </w:rPr>
           </w:pPr>
-          <w:hyperlink w:anchor="_Toc242912007" w:history="1">
+          <w:hyperlink w:anchor="_Toc242913653" w:history="1">
             <w:r>
               <w:rPr>
                 <w:rStyle w:val="a5"/>
@@ -1912,7 +1912,7 @@
               <w:rPr>
                 <w:noProof/>
               </w:rPr>
-              <w:instrText xml:space="preserve"> PAGEREF _Toc242912007 \h </w:instrText>
+              <w:instrText xml:space="preserve"> PAGEREF _Toc242913653 \h </w:instrText>
             </w:r>
             <w:r>
               <w:rPr>
@@ -1955,7 +1955,7 @@
               <w14:ligatures w14:val="standardContextual"/>
             </w:rPr>
           </w:pPr>
-          <w:hyperlink w:anchor="_Toc242912008" w:history="1">
+          <w:hyperlink w:anchor="_Toc242913654" w:history="1">
             <w:r>
               <w:rPr>
                 <w:rStyle w:val="a5"/>
@@ -1979,7 +1979,7 @@
               <w:rPr>
                 <w:noProof/>
               </w:rPr>
-              <w:instrText xml:space="preserve"> PAGEREF _Toc242912008 \h </w:instrText>
+              <w:instrText xml:space="preserve"> PAGEREF _Toc242913654 \h </w:instrText>
             </w:r>
             <w:r>
               <w:rPr>
@@ -2022,7 +2022,7 @@
               <w14:ligatures w14:val="standardContextual"/>
             </w:rPr>
           </w:pPr>
-          <w:hyperlink w:anchor="_Toc242912009" w:history="1">
+          <w:hyperlink w:anchor="_Toc242913655" w:history="1">
             <w:r>
               <w:rPr>
                 <w:rStyle w:val="a5"/>
@@ -2046,7 +2046,7 @@
               <w:rPr>
                 <w:noProof/>
               </w:rPr>
-              <w:instrText xml:space="preserve"> PAGEREF _Toc242912009 \h </w:instrText>
+              <w:instrText xml:space="preserve"> PAGEREF _Toc242913655 \h </w:instrText>
             </w:r>
             <w:r>
               <w:rPr>
@@ -2089,7 +2089,7 @@
               <w14:ligatures w14:val="standardContextual"/>
             </w:rPr>
           </w:pPr>
-          <w:hyperlink w:anchor="_Toc242912010" w:history="1">
+          <w:hyperlink w:anchor="_Toc242913656" w:history="1">
             <w:r>
               <w:rPr>
                 <w:rStyle w:val="a5"/>
@@ -2113,7 +2113,7 @@
               <w:rPr>
                 <w:noProof/>
               </w:rPr>
-              <w:instrText xml:space="preserve"> PAGEREF _Toc242912010 \h </w:instrText>
+              <w:instrText xml:space="preserve"> PAGEREF _Toc242913656 \h </w:instrText>
             </w:r>
             <w:r>
               <w:rPr>
@@ -2156,7 +2156,7 @@
               <w14:ligatures w14:val="standardContextual"/>
             </w:rPr>
           </w:pPr>
-          <w:hyperlink w:anchor="_Toc242912011" w:history="1">
+          <w:hyperlink w:anchor="_Toc242913657" w:history="1">
             <w:r>
               <w:rPr>
                 <w:rStyle w:val="a5"/>
@@ -2180,7 +2180,7 @@
               <w:rPr>
                 <w:noProof/>
               </w:rPr>
-              <w:instrText xml:space="preserve"> PAGEREF _Toc242912011 \h </w:instrText>
+              <w:instrText xml:space="preserve"> PAGEREF _Toc242913657 \h </w:instrText>
             </w:r>
             <w:r>
               <w:rPr>
@@ -2222,7 +2222,7 @@
               <w14:ligatures w14:val="standardContextual"/>
             </w:rPr>
           </w:pPr>
-          <w:hyperlink w:anchor="_Toc242912012" w:history="1">
+          <w:hyperlink w:anchor="_Toc242913658" w:history="1">
             <w:r>
               <w:rPr>
                 <w:rStyle w:val="a5"/>
@@ -2246,7 +2246,7 @@
               <w:rPr>
                 <w:noProof/>
               </w:rPr>
-              <w:instrText xml:space="preserve"> PAGEREF _Toc242912012 \h </w:instrText>
+              <w:instrText xml:space="preserve"> PAGEREF _Toc242913658 \h </w:instrText>
             </w:r>
             <w:r>
               <w:rPr>
@@ -2289,7 +2289,7 @@
               <w14:ligatures w14:val="standardContextual"/>
             </w:rPr>
           </w:pPr>
-          <w:hyperlink w:anchor="_Toc242912013" w:history="1">
+          <w:hyperlink w:anchor="_Toc242913659" w:history="1">
             <w:r>
               <w:rPr>
                 <w:rStyle w:val="a5"/>
@@ -2313,7 +2313,7 @@
               <w:rPr>
                 <w:noProof/>
               </w:rPr>
-              <w:instrText xml:space="preserve"> PAGEREF _Toc242912013 \h </w:instrText>
+              <w:instrText xml:space="preserve"> PAGEREF _Toc242913659 \h </w:instrText>
             </w:r>
             <w:r>
               <w:rPr>
@@ -2356,7 +2356,7 @@
               <w14:ligatures w14:val="standardContextual"/>
             </w:rPr>
           </w:pPr>
-          <w:hyperlink w:anchor="_Toc242912014" w:history="1">
+          <w:hyperlink w:anchor="_Toc242913660" w:history="1">
             <w:r>
               <w:rPr>
                 <w:rStyle w:val="a5"/>
@@ -2380,7 +2380,7 @@
               <w:rPr>
                 <w:noProof/>
               </w:rPr>
-              <w:instrText xml:space="preserve"> PAGEREF _Toc242912014 \h </w:instrText>
+              <w:instrText xml:space="preserve"> PAGEREF _Toc242913660 \h </w:instrText>
             </w:r>
             <w:r>
               <w:rPr>
@@ -2423,7 +2423,7 @@
               <w14:ligatures w14:val="standardContextual"/>
             </w:rPr>
           </w:pPr>
-          <w:hyperlink w:anchor="_Toc242912015" w:history="1">
+          <w:hyperlink w:anchor="_Toc242913661" w:history="1">
             <w:r>
               <w:rPr>
                 <w:rStyle w:val="a5"/>
@@ -2447,7 +2447,7 @@
               <w:rPr>
                 <w:noProof/>
               </w:rPr>
-              <w:instrText xml:space="preserve"> PAGEREF _Toc242912015 \h </w:instrText>
+              <w:instrText xml:space="preserve"> PAGEREF _Toc242913661 \h </w:instrText>
             </w:r>
             <w:r>
               <w:rPr>
@@ -2497,7 +2497,7 @@
       <w:pPr>
         <w:pStyle w:val="1"/>
       </w:pPr>
-      <w:bookmarkStart w:id="0" w:name="_Toc242911990"/>
+      <w:bookmarkStart w:id="0" w:name="_Toc242913636"/>
       <w:r>
         <w:lastRenderedPageBreak/>
         <w:t>분석 개요</w:t>
@@ -2508,7 +2508,7 @@
       <w:pPr>
         <w:pStyle w:val="2"/>
       </w:pPr>
-      <w:bookmarkStart w:id="1" w:name="_Toc242911991"/>
+      <w:bookmarkStart w:id="1" w:name="_Toc242913637"/>
       <w:r>
         <w:t>과제와 판단 기준</w:t>
       </w:r>
@@ -2616,7 +2616,7 @@
       <w:pPr>
         <w:pStyle w:val="2"/>
       </w:pPr>
-      <w:bookmarkStart w:id="2" w:name="_Toc242911992"/>
+      <w:bookmarkStart w:id="2" w:name="_Toc242913638"/>
       <w:r>
         <w:t>가설</w:t>
       </w:r>
@@ -2699,7 +2699,7 @@
       <w:pPr>
         <w:pStyle w:val="2"/>
       </w:pPr>
-      <w:bookmarkStart w:id="3" w:name="_Toc242911993"/>
+      <w:bookmarkStart w:id="3" w:name="_Toc242913639"/>
       <w:r>
         <w:t>반대 결과 수용 기준</w:t>
       </w:r>
@@ -2718,7 +2718,7 @@
       <w:pPr>
         <w:pStyle w:val="1"/>
       </w:pPr>
-      <w:bookmarkStart w:id="4" w:name="_Toc242911994"/>
+      <w:bookmarkStart w:id="4" w:name="_Toc242913640"/>
       <w:r>
         <w:t>데이터 이해</w:t>
       </w:r>
@@ -2728,7 +2728,7 @@
       <w:pPr>
         <w:pStyle w:val="2"/>
       </w:pPr>
-      <w:bookmarkStart w:id="5" w:name="_Toc242911995"/>
+      <w:bookmarkStart w:id="5" w:name="_Toc242913641"/>
       <w:r>
         <w:t>수집 기록</w:t>
       </w:r>
@@ -3184,7 +3184,7 @@
       <w:pPr>
         <w:pStyle w:val="2"/>
       </w:pPr>
-      <w:bookmarkStart w:id="6" w:name="_Toc242911996"/>
+      <w:bookmarkStart w:id="6" w:name="_Toc242913642"/>
       <w:r>
         <w:t>측정 척도</w:t>
       </w:r>
@@ -3675,7 +3675,7 @@
       <w:pPr>
         <w:pStyle w:val="1"/>
       </w:pPr>
-      <w:bookmarkStart w:id="7" w:name="_Toc242911997"/>
+      <w:bookmarkStart w:id="7" w:name="_Toc242913643"/>
       <w:r>
         <w:lastRenderedPageBreak/>
         <w:t>탐색</w:t>
@@ -3686,7 +3686,7 @@
       <w:pPr>
         <w:pStyle w:val="2"/>
       </w:pPr>
-      <w:bookmarkStart w:id="8" w:name="_Toc242911998"/>
+      <w:bookmarkStart w:id="8" w:name="_Toc242913644"/>
       <w:r>
         <w:t>원본 구조와 첫인상</w:t>
       </w:r>
@@ -3735,7 +3735,7 @@
       <w:pPr>
         <w:pStyle w:val="2"/>
       </w:pPr>
-      <w:bookmarkStart w:id="9" w:name="_Toc242911999"/>
+      <w:bookmarkStart w:id="9" w:name="_Toc242913645"/>
       <w:r>
         <w:t>이상 징후</w:t>
       </w:r>
@@ -4532,7 +4532,7 @@
       <w:pPr>
         <w:pStyle w:val="2"/>
       </w:pPr>
-      <w:bookmarkStart w:id="10" w:name="_Toc242912000"/>
+      <w:bookmarkStart w:id="10" w:name="_Toc242913646"/>
       <w:r>
         <w:t>정제 전 1차 집계</w:t>
       </w:r>
@@ -4547,7 +4547,7 @@
       <w:pPr>
         <w:pStyle w:val="1"/>
       </w:pPr>
-      <w:bookmarkStart w:id="11" w:name="_Toc242912001"/>
+      <w:bookmarkStart w:id="11" w:name="_Toc242913647"/>
       <w:r>
         <w:t>정제</w:t>
       </w:r>
@@ -4557,7 +4557,7 @@
       <w:pPr>
         <w:pStyle w:val="2"/>
       </w:pPr>
-      <w:bookmarkStart w:id="12" w:name="_Toc242912002"/>
+      <w:bookmarkStart w:id="12" w:name="_Toc242913648"/>
       <w:r>
         <w:t>데이터 품질 진단</w:t>
       </w:r>
@@ -5564,7 +5564,7 @@
       <w:pPr>
         <w:pStyle w:val="2"/>
       </w:pPr>
-      <w:bookmarkStart w:id="13" w:name="_Toc242912003"/>
+      <w:bookmarkStart w:id="13" w:name="_Toc242913649"/>
       <w:r>
         <w:t>정제 원칙과 순서</w:t>
       </w:r>
@@ -6806,7 +6806,7 @@
       <w:pPr>
         <w:pStyle w:val="2"/>
       </w:pPr>
-      <w:bookmarkStart w:id="14" w:name="_Toc242912004"/>
+      <w:bookmarkStart w:id="14" w:name="_Toc242913650"/>
       <w:r>
         <w:t>정제 처리 로그</w:t>
       </w:r>
@@ -8105,7 +8105,7 @@
       <w:pPr>
         <w:pStyle w:val="2"/>
       </w:pPr>
-      <w:bookmarkStart w:id="15" w:name="_Toc242912005"/>
+      <w:bookmarkStart w:id="15" w:name="_Toc242913651"/>
       <w:r>
         <w:t>정제 결과</w:t>
       </w:r>
@@ -8391,7 +8391,7 @@
       <w:pPr>
         <w:pStyle w:val="1"/>
       </w:pPr>
-      <w:bookmarkStart w:id="16" w:name="_Toc242912006"/>
+      <w:bookmarkStart w:id="16" w:name="_Toc242913652"/>
       <w:r>
         <w:lastRenderedPageBreak/>
         <w:t>결론</w:t>
@@ -8402,7 +8402,7 @@
       <w:pPr>
         <w:pStyle w:val="2"/>
       </w:pPr>
-      <w:bookmarkStart w:id="17" w:name="_Toc242912007"/>
+      <w:bookmarkStart w:id="17" w:name="_Toc242913653"/>
       <w:r>
         <w:t>절대·비중 상위 자치구</w:t>
       </w:r>
@@ -9242,7 +9242,7 @@
       <w:pPr>
         <w:pStyle w:val="2"/>
       </w:pPr>
-      <w:bookmarkStart w:id="18" w:name="_Toc242912008"/>
+      <w:bookmarkStart w:id="18" w:name="_Toc242913654"/>
       <w:r>
         <w:t>두 지표의 교차</w:t>
       </w:r>
@@ -9351,7 +9351,7 @@
       <w:pPr>
         <w:pStyle w:val="2"/>
       </w:pPr>
-      <w:bookmarkStart w:id="19" w:name="_Toc242912009"/>
+      <w:bookmarkStart w:id="19" w:name="_Toc242913655"/>
       <w:r>
         <w:t>가설 검증</w:t>
       </w:r>
@@ -9427,7 +9427,7 @@
       <w:pPr>
         <w:pStyle w:val="2"/>
       </w:pPr>
-      <w:bookmarkStart w:id="20" w:name="_Toc242912010"/>
+      <w:bookmarkStart w:id="20" w:name="_Toc242913656"/>
       <w:r>
         <w:t>반대 결과 수용</w:t>
       </w:r>
@@ -9442,7 +9442,7 @@
       <w:pPr>
         <w:pStyle w:val="2"/>
       </w:pPr>
-      <w:bookmarkStart w:id="21" w:name="_Toc242912011"/>
+      <w:bookmarkStart w:id="21" w:name="_Toc242913657"/>
       <w:r>
         <w:lastRenderedPageBreak/>
         <w:t>결론 3요소</w:t>
@@ -9607,7 +9607,7 @@
       <w:pPr>
         <w:pStyle w:val="1"/>
       </w:pPr>
-      <w:bookmarkStart w:id="22" w:name="_Toc242912012"/>
+      <w:bookmarkStart w:id="22" w:name="_Toc242913658"/>
       <w:r>
         <w:lastRenderedPageBreak/>
         <w:t>부록</w:t>
@@ -9618,7 +9618,7 @@
       <w:pPr>
         <w:pStyle w:val="2"/>
       </w:pPr>
-      <w:bookmarkStart w:id="23" w:name="_Toc242912013"/>
+      <w:bookmarkStart w:id="23" w:name="_Toc242913659"/>
       <w:r>
         <w:t>재현성 확인표</w:t>
       </w:r>
@@ -10530,9 +10530,102 @@
                 <w:sz w:val="19"/>
                 <w:szCs w:val="19"/>
               </w:rPr>
-              <w:t>본인 계정, 제출 노트북</w:t>
-            </w:r>
-          </w:p>
+              <w:t>본인 계정</w:t>
+            </w:r>
+          </w:p>
+        </w:tc>
+        <w:tc>
+          <w:tcPr>
+            <w:tcW w:w="2579" w:type="dxa"/>
+            <w:tcMar>
+              <w:top w:w="60" w:type="dxa"/>
+              <w:left w:w="100" w:type="dxa"/>
+              <w:bottom w:w="60" w:type="dxa"/>
+              <w:right w:w="100" w:type="dxa"/>
+            </w:tcMar>
+            <w:vAlign w:val="center"/>
+          </w:tcPr>
+          <w:p>
+            <w:pPr>
+              <w:pStyle w:val="af"/>
+              <w:jc w:val="center"/>
+            </w:pPr>
+            <w:r>
+              <w:rPr>
+                <w:sz w:val="19"/>
+                <w:szCs w:val="19"/>
+              </w:rPr>
+              <w:t>본인 계정</w:t>
+            </w:r>
+          </w:p>
+        </w:tc>
+        <w:tc>
+          <w:tcPr>
+            <w:tcW w:w="2580" w:type="dxa"/>
+            <w:tcMar>
+              <w:top w:w="60" w:type="dxa"/>
+              <w:left w:w="100" w:type="dxa"/>
+              <w:bottom w:w="60" w:type="dxa"/>
+              <w:right w:w="100" w:type="dxa"/>
+            </w:tcMar>
+            <w:vAlign w:val="center"/>
+          </w:tcPr>
+          <w:p>
+            <w:pPr>
+              <w:pStyle w:val="af"/>
+              <w:jc w:val="center"/>
+            </w:pPr>
+            <w:r>
+              <w:rPr>
+                <w:sz w:val="19"/>
+                <w:szCs w:val="19"/>
+              </w:rPr>
+              <w:t>본인 계정</w:t>
+            </w:r>
+          </w:p>
+        </w:tc>
+      </w:tr>
+      <w:tr>
+        <w:trPr>
+          <w:cantSplit/>
+          <w:jc w:val="center"/>
+        </w:trPr>
+        <w:tc>
+          <w:tcPr>
+            <w:tcW w:w="1900" w:type="dxa"/>
+            <w:tcMar>
+              <w:top w:w="60" w:type="dxa"/>
+              <w:left w:w="100" w:type="dxa"/>
+              <w:bottom w:w="60" w:type="dxa"/>
+              <w:right w:w="100" w:type="dxa"/>
+            </w:tcMar>
+            <w:vAlign w:val="center"/>
+          </w:tcPr>
+          <w:p>
+            <w:pPr>
+              <w:pStyle w:val="af"/>
+            </w:pPr>
+            <w:r>
+              <w:rPr>
+                <w:sz w:val="19"/>
+                <w:szCs w:val="19"/>
+              </w:rPr>
+              <w:t>실행 노트북</w:t>
+            </w:r>
+          </w:p>
+        </w:tc>
+        <w:tc>
+          <w:tcPr>
+            <w:tcW w:w="7738" w:type="dxa"/>
+            <w:gridSpan w:val="3"/>
+            <w:tcMar>
+              <w:top w:w="60" w:type="dxa"/>
+              <w:left w:w="100" w:type="dxa"/>
+              <w:bottom w:w="60" w:type="dxa"/>
+              <w:right w:w="100" w:type="dxa"/>
+            </w:tcMar>
+            <w:vAlign w:val="center"/>
+          </w:tcPr>
           <w:p>
             <w:pPr>
               <w:pStyle w:val="af"/>
@@ -10546,7 +10639,7 @@
                 <wp:inline distT="0" distB="0" distL="0" distR="0" wp14:anchorId="71E20817" wp14:editId="075D5E62">
                   <wp:extent cx="152400" cy="152400"/>
                   <wp:effectExtent l="0" t="0" r="0" b="0"/>
-                  <wp:docPr id="9005" name="그림 12"/>
+                  <wp:docPr id="9901" name="그림 12"/>
                   <wp:cNvGraphicFramePr>
                     <a:graphicFrameLocks xmlns:a="http://schemas.openxmlformats.org/drawingml/2006/main" noChangeAspect="1"/>
                   </wp:cNvGraphicFramePr>
@@ -10592,183 +10685,7 @@
                   <w:szCs w:val="19"/>
                   <w:u w:val="single"/>
                 </w:rPr>
-                <w:t>Colab</w:t>
-              </w:r>
-            </w:hyperlink>
-          </w:p>
-        </w:tc>
-        <w:tc>
-          <w:tcPr>
-            <w:tcW w:w="2579" w:type="dxa"/>
-            <w:tcMar>
-              <w:top w:w="60" w:type="dxa"/>
-              <w:left w:w="100" w:type="dxa"/>
-              <w:bottom w:w="60" w:type="dxa"/>
-              <w:right w:w="100" w:type="dxa"/>
-            </w:tcMar>
-            <w:vAlign w:val="center"/>
-          </w:tcPr>
-          <w:p>
-            <w:pPr>
-              <w:pStyle w:val="af"/>
-              <w:jc w:val="center"/>
-            </w:pPr>
-            <w:r>
-              <w:rPr>
-                <w:sz w:val="19"/>
-                <w:szCs w:val="19"/>
-              </w:rPr>
-              <w:t>본인 계정, 제출 노트북</w:t>
-            </w:r>
-          </w:p>
-          <w:p>
-            <w:pPr>
-              <w:pStyle w:val="af"/>
-              <w:jc w:val="center"/>
-            </w:pPr>
-            <w:r>
-              <w:rPr>
-                <w:noProof/>
-              </w:rPr>
-              <w:drawing>
-                <wp:inline distT="0" distB="0" distL="0" distR="0" wp14:anchorId="71E20817" wp14:editId="075D5E62">
-                  <wp:extent cx="152400" cy="152400"/>
-                  <wp:effectExtent l="0" t="0" r="0" b="0"/>
-                  <wp:docPr id="9006" name="그림 12"/>
-                  <wp:cNvGraphicFramePr>
-                    <a:graphicFrameLocks xmlns:a="http://schemas.openxmlformats.org/drawingml/2006/main" noChangeAspect="1"/>
-                  </wp:cNvGraphicFramePr>
-                  <a:graphic xmlns:a="http://schemas.openxmlformats.org/drawingml/2006/main">
-                    <a:graphicData uri="http://schemas.openxmlformats.org/drawingml/2006/picture">
-                      <pic:pic xmlns:pic="http://schemas.openxmlformats.org/drawingml/2006/picture">
-                        <pic:nvPicPr>
-                          <pic:cNvPr id="0" name=""/>
-                          <pic:cNvPicPr>
-                            <a:picLocks noChangeAspect="1" noChangeArrowheads="1"/>
-                          </pic:cNvPicPr>
-                        </pic:nvPicPr>
-                        <pic:blipFill>
-                          <a:blip r:embed="rId11"/>
-                          <a:srcRect/>
-                          <a:stretch>
-                            <a:fillRect/>
-                          </a:stretch>
-                        </pic:blipFill>
-                        <pic:spPr bwMode="auto">
-                          <a:xfrm>
-                            <a:off x="0" y="0"/>
-                            <a:ext cx="152400" cy="152400"/>
-                          </a:xfrm>
-                          <a:prstGeom prst="rect">
-                            <a:avLst/>
-                          </a:prstGeom>
-                        </pic:spPr>
-                      </pic:pic>
-                    </a:graphicData>
-                  </a:graphic>
-                </wp:inline>
-              </w:drawing>
-            </w:r>
-            <w:r>
-              <w:t xml:space="preserve"> </w:t>
-            </w:r>
-            <w:hyperlink r:id="rId25" w:history="1">
-              <w:r>
-                <w:rPr>
-                  <w:color w:val="0563C1"/>
-                  <w:sz w:val="19"/>
-                  <w:szCs w:val="19"/>
-                  <w:u w:val="single"/>
-                </w:rPr>
-                <w:t>Colab</w:t>
-              </w:r>
-            </w:hyperlink>
-          </w:p>
-        </w:tc>
-        <w:tc>
-          <w:tcPr>
-            <w:tcW w:w="2580" w:type="dxa"/>
-            <w:tcMar>
-              <w:top w:w="60" w:type="dxa"/>
-              <w:left w:w="100" w:type="dxa"/>
-              <w:bottom w:w="60" w:type="dxa"/>
-              <w:right w:w="100" w:type="dxa"/>
-            </w:tcMar>
-            <w:vAlign w:val="center"/>
-          </w:tcPr>
-          <w:p>
-            <w:pPr>
-              <w:pStyle w:val="af"/>
-              <w:jc w:val="center"/>
-            </w:pPr>
-            <w:r>
-              <w:rPr>
-                <w:sz w:val="19"/>
-                <w:szCs w:val="19"/>
-              </w:rPr>
-              <w:t>본인 계정, 제출 노트북</w:t>
-            </w:r>
-          </w:p>
-          <w:p>
-            <w:pPr>
-              <w:pStyle w:val="af"/>
-              <w:jc w:val="center"/>
-            </w:pPr>
-            <w:r>
-              <w:rPr>
-                <w:noProof/>
-              </w:rPr>
-              <w:drawing>
-                <wp:inline distT="0" distB="0" distL="0" distR="0" wp14:anchorId="71E20817" wp14:editId="075D5E62">
-                  <wp:extent cx="152400" cy="152400"/>
-                  <wp:effectExtent l="0" t="0" r="0" b="0"/>
-                  <wp:docPr id="9007" name="그림 12"/>
-                  <wp:cNvGraphicFramePr>
-                    <a:graphicFrameLocks xmlns:a="http://schemas.openxmlformats.org/drawingml/2006/main" noChangeAspect="1"/>
-                  </wp:cNvGraphicFramePr>
-                  <a:graphic xmlns:a="http://schemas.openxmlformats.org/drawingml/2006/main">
-                    <a:graphicData uri="http://schemas.openxmlformats.org/drawingml/2006/picture">
-                      <pic:pic xmlns:pic="http://schemas.openxmlformats.org/drawingml/2006/picture">
-                        <pic:nvPicPr>
-                          <pic:cNvPr id="0" name=""/>
-                          <pic:cNvPicPr>
-                            <a:picLocks noChangeAspect="1" noChangeArrowheads="1"/>
-                          </pic:cNvPicPr>
-                        </pic:nvPicPr>
-                        <pic:blipFill>
-                          <a:blip r:embed="rId11"/>
-                          <a:srcRect/>
-                          <a:stretch>
-                            <a:fillRect/>
-                          </a:stretch>
-                        </pic:blipFill>
-                        <pic:spPr bwMode="auto">
-                          <a:xfrm>
-                            <a:off x="0" y="0"/>
-                            <a:ext cx="152400" cy="152400"/>
-                          </a:xfrm>
-                          <a:prstGeom prst="rect">
-                            <a:avLst/>
-                          </a:prstGeom>
-                        </pic:spPr>
-                      </pic:pic>
-                    </a:graphicData>
-                  </a:graphic>
-                </wp:inline>
-              </w:drawing>
-            </w:r>
-            <w:r>
-              <w:t xml:space="preserve"> </w:t>
-            </w:r>
-            <w:hyperlink r:id="rId26" w:history="1">
-              <w:r>
-                <w:rPr>
-                  <w:color w:val="0563C1"/>
-                  <w:sz w:val="19"/>
-                  <w:szCs w:val="19"/>
-                  <w:u w:val="single"/>
-                </w:rPr>
-                <w:t>Colab</w:t>
+                <w:t>팀 최종 노트북(공유 Colab)</w:t>
               </w:r>
             </w:hyperlink>
           </w:p>
@@ -11690,7 +11607,7 @@
             <w:r>
               <w:t xml:space="preserve"> </w:t>
             </w:r>
-            <w:hyperlink r:id="rId27" w:history="1">
+            <w:hyperlink r:id="rId25" w:history="1">
               <w:r>
                 <w:rPr>
                   <w:color w:val="0563C1"/>
@@ -11778,7 +11695,7 @@
             <w:r>
               <w:t xml:space="preserve"> </w:t>
             </w:r>
-            <w:hyperlink r:id="rId28" w:history="1">
+            <w:hyperlink r:id="rId26" w:history="1">
               <w:r>
                 <w:rPr>
                   <w:color w:val="0563C1"/>
@@ -11866,7 +11783,7 @@
             <w:r>
               <w:t xml:space="preserve"> </w:t>
             </w:r>
-            <w:hyperlink r:id="rId29" w:history="1">
+            <w:hyperlink r:id="rId27" w:history="1">
               <w:r>
                 <w:rPr>
                   <w:color w:val="0563C1"/>
@@ -11929,7 +11846,7 @@
             <w:r>
               <w:t xml:space="preserve"> </w:t>
             </w:r>
-            <w:hyperlink r:id="rId30" w:history="1">
+            <w:hyperlink r:id="rId28" w:history="1">
               <w:r>
                 <w:rPr>
                   <w:color w:val="0563C1"/>
@@ -12075,7 +11992,7 @@
       <w:pPr>
         <w:pStyle w:val="2"/>
       </w:pPr>
-      <w:bookmarkStart w:id="24" w:name="_Toc242912014"/>
+      <w:bookmarkStart w:id="24" w:name="_Toc242913660"/>
       <w:r>
         <w:t>기여표</w:t>
       </w:r>
@@ -12786,7 +12703,7 @@
       <w:pPr>
         <w:pStyle w:val="2"/>
       </w:pPr>
-      <w:bookmarkStart w:id="25" w:name="_Toc242912015"/>
+      <w:bookmarkStart w:id="25" w:name="_Toc242913661"/>
       <w:r>
         <w:lastRenderedPageBreak/>
         <w:t>AI 활용 기록</w:t>
@@ -12797,7 +12714,7 @@
       <w:r>
         <w:t xml:space="preserve">AI에 맡긴 작업은 "무엇을 물었는가, 무엇을 받았는가, 어떻게 검증했는가, 채택했는가" 순서로 기록함. 아래는 요약이며 프롬프트 원문은 저장소의 </w:t>
       </w:r>
-      <w:hyperlink r:id="rId31" w:history="1">
+      <w:hyperlink r:id="rId29" w:history="1">
         <w:r>
           <w:rPr>
             <w:rFonts w:ascii="Consolas" w:eastAsia="맑은 고딕" w:hAnsi="Consolas" w:cs="Consolas"/>
@@ -15586,8 +15503,8 @@
       </w:r>
     </w:p>
     <w:sectPr>
-      <w:headerReference w:type="default" r:id="rId32"/>
-      <w:footerReference w:type="default" r:id="rId33"/>
+      <w:headerReference w:type="default" r:id="rId30"/>
+      <w:footerReference w:type="default" r:id="rId31"/>
       <w:pgSz w:w="11906" w:h="16838"/>
       <w:pgMar w:top="1134" w:right="1134" w:bottom="851" w:left="1134" w:header="567" w:footer="454" w:gutter="0"/>
       <w:pgNumType w:start="1"/>
